--- a/wilson/outreach-robert-muwanga/Wasswa_Wilson_Cover_Letter.docx
+++ b/wilson/outreach-robert-muwanga/Wasswa_Wilson_Cover_Letter.docx
@@ -66,7 +66,7 @@
                 <w:sz w:val="18"/>
                 <w:rFonts w:ascii="Calibri" w:hAnsi="Calibri" w:cs="Calibri"/>
               </w:rPr>
-              <w:t>Biomedical Engineer and Full-Stack Software Developer</w:t>
+              <w:t>Biomedical Engineer, Researcher and Full-Stack Software Developer</w:t>
             </w:r>
           </w:p>
         </w:tc>
@@ -235,7 +235,7 @@
           <w:sz w:val="19"/>
           <w:rFonts w:ascii="Calibri" w:hAnsi="Calibri" w:cs="Calibri"/>
         </w:rPr>
-        <w:t>My name is Wasswa Wilson. I am a biomedical engineer and full-stack software developer based in Kampala, with over nine years of work across hospital technology, health information systems and software engineering. I am writing to introduce myself rather than to apply for anything in particular. If something in what follows is useful to you, or to someone in your network, I would welcome the conversation.</w:t>
+        <w:t>My name is Wasswa Wilson. I am a biomedical engineer, researcher and full-stack software developer based in Kampala, with over nine years of work across health research, data systems and software engineering. I am writing to introduce myself rather than to apply for anything in particular. If something in what follows is useful to you, or to someone in your network, I would welcome the conversation.</w:t>
       </w:r>
     </w:p>
     <w:p>
@@ -252,7 +252,7 @@
           <w:sz w:val="19"/>
           <w:rFonts w:ascii="Calibri" w:hAnsi="Calibri" w:cs="Calibri"/>
         </w:rPr>
-        <w:t>What I am working on now</w:t>
+        <w:t>Research and analysis</w:t>
       </w:r>
     </w:p>
     <w:p>
@@ -269,7 +269,7 @@
           <w:sz w:val="19"/>
           <w:rFonts w:ascii="Calibri" w:hAnsi="Calibri" w:cs="Calibri"/>
         </w:rPr>
-        <w:t>I lead software development at FairBanks Medical Centre, where I am building the FairBanks Community Health Intelligence Platform. It covers the data capture tools, the database behind them, the cloud data flows and the dashboards management uses to see what is actually happening on the ground. Alongside it I am building a cross-sector application that simplifies data collection and reporting for professions that live on records, accounting and audit among them. Rather than collecting data now and writing the report later, the user works inside the app and the report is produced in real time as the work is done.</w:t>
+        <w:t>I began at the Uganda Virus Research Institute doing laboratory data analysis, mathematical modelling and research pipeline design in Python, and I have kept that method since. During the COVID-19 response at International Hospital Kampala I developed the formulas for calculating patient oxygen consumption: I defined the model, tested it against real hospital demand and handed it to management as a planning tool used to size plant capacity and supply. I analyse in Python, SQL, MATLAB and Excel.</w:t>
       </w:r>
     </w:p>
     <w:p>
@@ -286,7 +286,7 @@
           <w:sz w:val="19"/>
           <w:rFonts w:ascii="Calibri" w:hAnsi="Calibri" w:cs="Calibri"/>
         </w:rPr>
-        <w:t>Where I think I could be most useful</w:t>
+        <w:t>Data management and reporting</w:t>
       </w:r>
     </w:p>
     <w:p>
@@ -303,7 +303,7 @@
           <w:sz w:val="19"/>
           <w:rFonts w:ascii="Calibri" w:hAnsi="Calibri" w:cs="Calibri"/>
         </w:rPr>
-        <w:t>A good deal of my work has been about making records trustworthy. At International Hospital Kampala I kept the equipment, maintenance and compliance evidence that carried the hospital through COHSASA accreditation, which is data quality assurance against a published standard. I build automated auditing and verification tooling that checks records in bulk rather than by hand, and I work in Python, SQL, Java, JavaScript and MATLAB for analysis and reporting. I also write proposals, technical documentation and management reports, and I am comfortable presenting to executive, clinical and donor audiences.</w:t>
+        <w:t>I design and run the data layer of the FairBanks Community Health Intelligence Platform: capture schemas, validation rules, cloud data flows and the dashboards management reads. Earlier I built and maintained equipment registers and service histories across multi-facility programmes, accurate enough to pass COHSASA accreditation review, which is data quality assurance against a published standard. I also build automated auditing and verification tooling that checks records in bulk rather than by hand, and I work with AI agents and agent-assisted development daily.</w:t>
       </w:r>
     </w:p>
     <w:p>
@@ -320,7 +320,7 @@
           <w:sz w:val="19"/>
           <w:rFonts w:ascii="Calibri" w:hAnsi="Calibri" w:cs="Calibri"/>
         </w:rPr>
-        <w:t>Before software</w:t>
+        <w:t>Proposal and grant writing</w:t>
       </w:r>
     </w:p>
     <w:p>
@@ -337,7 +337,24 @@
           <w:sz w:val="19"/>
           <w:rFonts w:ascii="Calibri" w:hAnsi="Calibri" w:cs="Calibri"/>
         </w:rPr>
-        <w:t>I managed the biomedical programme for the Gould Family Foundation across East and Central Africa, ran the biomedical function at International Hospital Kampala for four years, and since March 2025 have taken hospital equipment contracts in Uganda, DR Congo, Kenya, Tanzania and Somaliland. During the COVID-19 response I led oxygen therapy management at International Hospital Kampala and developed the formulas for calculating patient oxygen consumption, which gave managers a dependable basis for sizing plant capacity, cylinder stock and flow requirements.</w:t>
+        <w:t>I write and edit what FairBanks submits: the WA Foundation Category 2 full project proposal for FairBanks Community Health Reach, accelerator and fellowship applications, investment proposals for the maternity and diagnostics projects, partnership documents and pitch decks, handling the narrative, the annexes, the financial presentation and the evidence files.</w:t>
+      </w:r>
+    </w:p>
+    <w:p>
+      <w:pPr>
+        <w:spacing w:before="0" w:after="140" w:line="254" w:lineRule="auto"/>
+        <w:jc w:val="both"/>
+      </w:pPr>
+      <w:r>
+        <w:rPr>
+          <w:rFonts w:ascii="Calibri" w:hAnsi="Calibri"/>
+          <w:b w:val="0"/>
+          <w:i w:val="0"/>
+          <w:color w:val="23272B"/>
+          <w:sz w:val="19"/>
+          <w:rFonts w:ascii="Calibri" w:hAnsi="Calibri" w:cs="Calibri"/>
+        </w:rPr>
+        <w:t>Alongside this I am building a cross-sector application that simplifies data collection and reporting for professions that live on records, accounting and audit among them, so the report is produced in real time as the work is done. Before moving fully into software I managed the biomedical programme for the Gould Family Foundation across East and Central Africa and ran the biomedical function at International Hospital Kampala for four years.</w:t>
       </w:r>
     </w:p>
     <w:p>
@@ -458,7 +475,7 @@
           <w:sz w:val="17"/>
           <w:rFonts w:ascii="Calibri" w:hAnsi="Calibri" w:cs="Calibri"/>
         </w:rPr>
-        <w:t>Biomedical Engineer and Full-Stack Software Developer</w:t>
+        <w:t>Biomedical Engineer, Researcher and Full-Stack Software Developer</w:t>
       </w:r>
     </w:p>
     <w:p>
